--- a/backend-exhibits/slack-to-teams-basic-plan-notincluded.docx
+++ b/backend-exhibits/slack-to-teams-basic-plan-notincluded.docx
@@ -46,7 +46,7 @@
             </w:pPr>
             <w:r>
               <w:rPr>
-                <w:rFonts w:ascii="Arial" w:eastAsia="Arial" w:hAnsi="Arial" w:cs="Arial"/>
+                <w:rFonts w:ascii="Arial" w:hAnsi="Arial" w:cs="Arial" w:eastAsia="Arial"/>
                 <w:b/>
                 <w:sz w:val="21"/>
               </w:rPr>
@@ -75,7 +75,7 @@
             </w:pPr>
             <w:r>
               <w:rPr>
-                <w:rFonts w:ascii="Arial" w:eastAsia="Arial" w:hAnsi="Arial" w:cs="Arial"/>
+                <w:rFonts w:ascii="Arial" w:hAnsi="Arial" w:cs="Arial" w:eastAsia="Arial"/>
                 <w:b/>
                 <w:sz w:val="21"/>
               </w:rPr>
@@ -96,7 +96,7 @@
           <w:p>
             <w:r>
               <w:rPr>
-                <w:rFonts w:ascii="Arial" w:eastAsia="Arial" w:hAnsi="Arial" w:cs="Arial"/>
+                <w:rFonts w:ascii="Arial" w:hAnsi="Arial" w:cs="Arial" w:eastAsia="Arial"/>
                 <w:sz w:val="21"/>
               </w:rPr>
               <w:t>Slack bot integrations within direct messages (DMs) and channels will not be transferred to the destination workspace during migration.</w:t>
@@ -124,7 +124,7 @@
             </w:pPr>
             <w:r>
               <w:rPr>
-                <w:rFonts w:ascii="Arial" w:eastAsia="Arial" w:hAnsi="Arial" w:cs="Arial"/>
+                <w:rFonts w:ascii="Arial" w:hAnsi="Arial" w:cs="Arial" w:eastAsia="Arial"/>
                 <w:b/>
                 <w:sz w:val="21"/>
               </w:rPr>
@@ -145,7 +145,7 @@
           <w:p>
             <w:r>
               <w:rPr>
-                <w:rFonts w:ascii="Arial" w:eastAsia="Arial" w:hAnsi="Arial" w:cs="Arial"/>
+                <w:rFonts w:ascii="Arial" w:hAnsi="Arial" w:cs="Arial" w:eastAsia="Arial"/>
                 <w:sz w:val="21"/>
               </w:rPr>
               <w:t>Custom emojis within slack dm's and channels will not be transferred to teams.</w:t>
@@ -173,7 +173,7 @@
             </w:pPr>
             <w:r>
               <w:rPr>
-                <w:rFonts w:ascii="Arial" w:eastAsia="Arial" w:hAnsi="Arial" w:cs="Arial"/>
+                <w:rFonts w:ascii="Arial" w:hAnsi="Arial" w:cs="Arial" w:eastAsia="Arial"/>
                 <w:b/>
                 <w:sz w:val="21"/>
               </w:rPr>
@@ -194,7 +194,7 @@
           <w:p>
             <w:r>
               <w:rPr>
-                <w:rFonts w:ascii="Arial" w:eastAsia="Arial" w:hAnsi="Arial" w:cs="Arial"/>
+                <w:rFonts w:ascii="Arial" w:hAnsi="Arial" w:cs="Arial" w:eastAsia="Arial"/>
                 <w:sz w:val="21"/>
               </w:rPr>
               <w:t>Reactions of messages will not be maintained</w:t>
@@ -222,7 +222,7 @@
             </w:pPr>
             <w:r>
               <w:rPr>
-                <w:rFonts w:ascii="Arial" w:eastAsia="Arial" w:hAnsi="Arial" w:cs="Arial"/>
+                <w:rFonts w:ascii="Arial" w:hAnsi="Arial" w:cs="Arial" w:eastAsia="Arial"/>
                 <w:b/>
                 <w:sz w:val="21"/>
               </w:rPr>
@@ -243,7 +243,7 @@
           <w:p>
             <w:r>
               <w:rPr>
-                <w:rFonts w:ascii="Arial" w:eastAsia="Arial" w:hAnsi="Arial" w:cs="Arial"/>
+                <w:rFonts w:ascii="Arial" w:hAnsi="Arial" w:cs="Arial" w:eastAsia="Arial"/>
                 <w:sz w:val="21"/>
               </w:rPr>
               <w:t>We cannot migrate dm's associated with deactivated users (User need to be activated).</w:t>
@@ -271,9 +271,9 @@
             </w:pPr>
             <w:r>
               <w:rPr>
-                <w:rFonts w:ascii="Arial" w:eastAsia="Arial" w:hAnsi="Arial" w:cs="Arial"/>
+                <w:rFonts w:ascii="Arial" w:hAnsi="Arial" w:cs="Arial" w:eastAsia="Arial"/>
                 <w:b/>
-                <w:sz w:val="19"/>
+                <w:sz w:val="21"/>
               </w:rPr>
               <w:t>DM's/Groups Replies</w:t>
             </w:r>
@@ -292,8 +292,8 @@
           <w:p>
             <w:r>
               <w:rPr>
-                <w:rFonts w:ascii="Arial" w:eastAsia="Arial" w:hAnsi="Arial" w:cs="Arial"/>
-                <w:sz w:val="19"/>
+                <w:rFonts w:ascii="Arial" w:hAnsi="Arial" w:cs="Arial" w:eastAsia="Arial"/>
+                <w:sz w:val="21"/>
               </w:rPr>
               <w:t xml:space="preserve">We cannot migrate Replies of direct messages and groups </w:t>
             </w:r>
@@ -320,7 +320,7 @@
             </w:pPr>
             <w:r>
               <w:rPr>
-                <w:rFonts w:ascii="Arial" w:eastAsia="Arial" w:hAnsi="Arial" w:cs="Arial"/>
+                <w:rFonts w:ascii="Arial" w:hAnsi="Arial" w:cs="Arial" w:eastAsia="Arial"/>
                 <w:b/>
                 <w:sz w:val="21"/>
               </w:rPr>
@@ -341,7 +341,7 @@
           <w:p>
             <w:r>
               <w:rPr>
-                <w:rFonts w:ascii="Arial" w:eastAsia="Arial" w:hAnsi="Arial" w:cs="Arial"/>
+                <w:rFonts w:ascii="Arial" w:hAnsi="Arial" w:cs="Arial" w:eastAsia="Arial"/>
                 <w:sz w:val="21"/>
               </w:rPr>
               <w:t>Conducting a preliminary scan or analysis of the Slack data to identify and prepare for any potential migration challenges or issues.</w:t>
@@ -369,7 +369,7 @@
             </w:pPr>
             <w:r>
               <w:rPr>
-                <w:rFonts w:ascii="Arial" w:eastAsia="Arial" w:hAnsi="Arial" w:cs="Arial"/>
+                <w:rFonts w:ascii="Arial" w:hAnsi="Arial" w:cs="Arial" w:eastAsia="Arial"/>
                 <w:b/>
                 <w:sz w:val="21"/>
               </w:rPr>
@@ -390,7 +390,7 @@
           <w:p>
             <w:r>
               <w:rPr>
-                <w:rFonts w:ascii="Arial" w:eastAsia="Arial" w:hAnsi="Arial" w:cs="Arial"/>
+                <w:rFonts w:ascii="Arial" w:hAnsi="Arial" w:cs="Arial" w:eastAsia="Arial"/>
                 <w:sz w:val="21"/>
               </w:rPr>
               <w:t>Direct messages from Slack cannot be fully migrated to Teams. Some private conversations may not be transferred due to technical limitations.</w:t>
@@ -418,7 +418,7 @@
             </w:pPr>
             <w:r>
               <w:rPr>
-                <w:rFonts w:ascii="Arial" w:eastAsia="Arial" w:hAnsi="Arial" w:cs="Arial"/>
+                <w:rFonts w:ascii="Arial" w:hAnsi="Arial" w:cs="Arial" w:eastAsia="Arial"/>
                 <w:b/>
                 <w:sz w:val="21"/>
               </w:rPr>
@@ -439,7 +439,7 @@
           <w:p>
             <w:r>
               <w:rPr>
-                <w:rFonts w:ascii="Arial" w:eastAsia="Arial" w:hAnsi="Arial" w:cs="Arial"/>
+                <w:rFonts w:ascii="Arial" w:hAnsi="Arial" w:cs="Arial" w:eastAsia="Arial"/>
                 <w:sz w:val="21"/>
               </w:rPr>
               <w:t>User groups from Slack cannot be fully transferred to Teams. Group structure and membership may not be preserved during migration.</w:t>
@@ -468,7 +468,7 @@
             <w:proofErr w:type="spellStart"/>
             <w:r>
               <w:rPr>
-                <w:rFonts w:ascii="Arial" w:eastAsia="Arial" w:hAnsi="Arial" w:cs="Arial"/>
+                <w:rFonts w:ascii="Arial" w:hAnsi="Arial" w:cs="Arial" w:eastAsia="Arial"/>
                 <w:b/>
                 <w:sz w:val="21"/>
               </w:rPr>
@@ -490,14 +490,14 @@
           <w:p>
             <w:r>
               <w:rPr>
-                <w:rFonts w:ascii="Arial" w:eastAsia="Arial" w:hAnsi="Arial" w:cs="Arial"/>
+                <w:rFonts w:ascii="Arial" w:hAnsi="Arial" w:cs="Arial" w:eastAsia="Arial"/>
                 <w:sz w:val="21"/>
               </w:rPr>
               <w:t>Self messages (messages sent by users to themselves) cannot be migrated from Slack to Teams.</w:t>
             </w:r>
             <w:r>
               <w:rPr>
-                <w:rFonts w:ascii="Arial" w:eastAsia="Arial" w:hAnsi="Arial" w:cs="Arial"/>
+                <w:rFonts w:ascii="Arial" w:hAnsi="Arial" w:cs="Arial" w:eastAsia="Arial"/>
               </w:rPr>
               <w:t xml:space="preserve"> </w:t>
             </w:r>
@@ -520,10 +520,10 @@
   <w:docDefaults>
     <w:rPrDefault>
       <w:rPr>
-        <w:rFonts w:asciiTheme="minorHAnsi" w:eastAsiaTheme="minorEastAsia" w:hAnsiTheme="minorHAnsi" w:cstheme="minorBidi"/>
+        <w:rFonts w:ascii="Arial" w:hAnsi="Arial" w:cs="Arial" w:eastAsia="Arial"/>
         <w:kern w:val="2"/>
-        <w:sz w:val="24"/>
-        <w:szCs w:val="24"/>
+        <w:sz w:val="21"/>
+        <w:szCs w:val="21"/>
         <w:lang w:val="en-IN" w:eastAsia="en-IN" w:bidi="ar-SA"/>
         <w14:ligatures w14:val="standardContextual"/>
       </w:rPr>
@@ -919,9 +919,9 @@
       <w:spacing w:line="259" w:lineRule="auto"/>
     </w:pPr>
     <w:rPr>
-      <w:rFonts w:ascii="Calibri" w:eastAsia="Calibri" w:hAnsi="Calibri" w:cs="Calibri"/>
+      <w:rFonts w:ascii="Arial" w:hAnsi="Arial" w:cs="Arial" w:eastAsia="Arial"/>
       <w:color w:val="000000"/>
-      <w:sz w:val="22"/>
+      <w:sz w:val="21"/>
     </w:rPr>
   </w:style>
   <w:style w:type="character" w:default="1" w:styleId="DefaultParagraphFont">
